--- a/example_articles/states/Connecticut/1.states_Connecticut_New_York_Times.docx
+++ b/example_articles/states/Connecticut/1.states_Connecticut_New_York_Times.docx
@@ -27,17 +27,17 @@
     </w:p>
     <w:p>
       <w:r>
-        <w:t>Source File: NYT/45.DOCX</w:t>
+        <w:t>Source file: NYT/45.DOCX</w:t>
       </w:r>
     </w:p>
     <w:p>
       <w:r>
-        <w:t>Raw locations result: ['Connecticut']</w:t>
+        <w:t>Raw locations result, 'locations': ['Connecticut']</w:t>
       </w:r>
     </w:p>
     <w:p>
       <w:r>
-        <w:t>states_stand_flat (Standardized): Connecticut</w:t>
+        <w:t>Standardized locations result, 'states_stand_flat': Connecticut</w:t>
       </w:r>
     </w:p>
     <w:p>

--- a/example_articles/states/Connecticut/1.states_Connecticut_New_York_Times.docx
+++ b/example_articles/states/Connecticut/1.states_Connecticut_New_York_Times.docx
@@ -7,7 +7,7 @@
         <w:pStyle w:val="Heading1"/>
       </w:pPr>
       <w:r>
-        <w:t>Queens Youth Fatally Shot in Fight Over Moped</w:t>
+        <w:t>Fairfield Area May Be Vital In the Race For Governor</w:t>
       </w:r>
     </w:p>
     <w:p>
@@ -17,17 +17,17 @@
     </w:p>
     <w:p>
       <w:r>
-        <w:t>Date: 1990-08-03</w:t>
+        <w:t>Date: 1990-08-19</w:t>
       </w:r>
     </w:p>
     <w:p>
       <w:r>
-        <w:t>Section: Section B; Page 1, Column 3; Metropolitan Desk</w:t>
+        <w:t>Section: Section 12CN; Page 1, Column 5; Connecticut Weekly Desk</w:t>
       </w:r>
     </w:p>
     <w:p>
       <w:r>
-        <w:t>Source file: NYT/45.DOCX</w:t>
+        <w:t>Source file: NYT/48.DOCX</w:t>
       </w:r>
     </w:p>
     <w:p>
@@ -49,65 +49,49 @@
     </w:p>
     <w:p>
       <w:r>
-        <w:t>A 14-year-old from Queens was shot and killed on Wednesday night in an argument over a moped, the police said.</w:t>
+        <w:t>FAIRFIELD COUNTY has long been regarded as the state's political stepchild, a bastion of wealthy Republicans in a largely Democratic, working-class state. It is dominated by news media from New York rather than from Hartford or New Haven. The estrangement is so severe that in 1982, the Republican gubernatorial candidate in New York, Lewis E. Lehrman, raised more money in the county than Connecticut's Republican candidate, Lewis B. Rome, of Bloomfield.</w:t>
         <w:br/>
-        <w:t>The shooting was the most recent in a series of killings over minor disputes that the police say reflect a growing disrespect for life among youths living in crime-ridden neighborhoods.</w:t>
+        <w:t>This year, though, the towns in the southwestern corner of the state may play an unusually large role in Connecticut's three-way gubernatorial election, and possibly in the Sept. 11 Democratic primary between the party's endorsed candidate, United States Representative Bruce A. Morrison, of Hamden, and State Representative William J. Cibes Jr., of New London. The county's largest influence may be on the campaign of the Republican nominee, United States Representative John G. Rowland, of Waterbury. The conventional political wisdom holds that he must do well, if not win, in the county's Fourth Congressional District. Mr. Rowland's chances, however, are threatened by the independent candidacy of former United States Senator Lowell P. Weicker Jr., a Republican from Greenwich, one of the most Republican towns in the district. In the 1986 gubernatorial race, the Republican candidate, Julie D. Belaga, of Westport, came from the Fourth District but lost it decisively to Gov. William A. O'Neill, a Democrat.</w:t>
         <w:br/>
-        <w:t>In Queens the murder weapon was an unlicensed .380 semiautomatic pistol bought from a black-market dealer in the neighborhood, youths from the area said.</w:t>
+        <w:t>Republican officials said Mr. Rowland expects to do well in the county, where he has spent considerable time seeking votes and campaign funds.''Whether he has to carry it is a matter of debate,'' said the candidate's press secretary, Jack R. Goldberg.</w:t>
         <w:br/>
-        <w:t>The victim, Shamel Knight, was shot in the mouth and killed after he had told another teen-ager to stop riding a moped that belonged to a friend of his, the police said.</w:t>
+        <w:t>Because of Connecticut's lack of county government, county boundaries are of little importance, particularly for political purposes. Instead, strategists usually dissect the state along Congressional-district lines.</w:t>
         <w:br/>
-        <w:t>The youth identified by witnesses as the gunman, Dion Mines, 19, had told friends in the past that he wanted to become a famous criminal, to make a name for himself as a neighborhood tough.</w:t>
+        <w:t>Fairfield County's affluent communities of Darien, Fairfield, Greenwich, New Canaan, Norwalk, Stamford and Westport lie in the Fourth District, as does part of Trumbull and the Democrat-dominated City of Bridgeport. Affluent Wilton and Weston are in the Fifth District, as are other towns in the county's northern fringe - Danbury, Ridgefield, Easton, Bethel, Shelton, Redding, Newtown, Monroe and Brookfield. Fairfield County's northernmost towns, Sherman and New Fairfield, are in the Sixth District. Stratford, on its eastern edge, is in the Third.</w:t>
         <w:br/>
-        <w:t>The shooting was at 11:11 on a quiet street of working-class Corona a few blocks from Shea Stadium, the police said. Earlier in the evening 10 youths from 12 to 19 had been taking turns riding a moped, Lieut. Shelly Neal of the 115th Precinct detectives said. The police said the motorbike belonged to Shamel. Friends of the slain boy said he had borrowed it from a friend.</w:t>
+        <w:t>''Fairfield County and the Fourth Congressional District are two very different things,'' said Mr. Weicker's campaign co-chairman, Thomas J. D'Amore Jr. With only about 15 percent of the state's voters in the Fourth District, the gubernatorial election clearly does not hinge solely on it. Mr. Rowland could win the race and lose what is generally considered the most Republican area of the state (although Democrats slightly outnumber Republicans in the district) by taking his home Fifth District by an overwhelming margin.</w:t>
         <w:br/>
-        <w:t>At about 11 o'clock, the teen-agers put away the motorbike in a driveway behind 34-14 109th Street, a ramshackle three-story building where Mr. Mines lives, witnesses said. Minutes later, as the group went down the street, Mr. Mines left the driveway on the moped, said a friend of Shamel, Shahid Whiting, 14. ''Shamel yelled, 'Get off my bike!' '' Shahid recounted. ''Then the other kid said: 'You all want a beef! You all want a beef!' And then he ran into his house.''</w:t>
+        <w:t>And the First District, a largely Democratic area around Hartford, where Mr. Weicker is popular, may be a more crucial test for Mr. Morrison (if he wins his primary against Mr. Cibes) than Mr. Rowland faces in the Fourth.</w:t>
         <w:br/>
-        <w:t>Two witnesses said Mr. Mines left the house a minute later with a gun in his hand. His 16-year-old brother, Elbert, wrapped his arms around Dion Mines to restrain him, the witnesses said, but he broke away.</w:t>
+        <w:t>''You can kind of take all the cards and throw them up in the air in a three-way race,'' Mr. D'Amore said. He added, however, that Mr. Rowland could suffer the most from a low turnout in the Fourth District.</w:t>
         <w:br/>
-        <w:t>Shahid said Dion Mines put the gun barrel up to the face of Gerald Scott, 14, and said, '' 'What's up, man?' ''</w:t>
+        <w:t>The state's voter turnout fell 30.4 percent between the 1984 Presidential election and the 1986 gubernatorial race, said Peter S. Tuckel, an associate professor of sociology at Hunter College in Manhattan. The dropoff in Hartford County was 28.7 percent, he said, while it was 38.8 percent in Fairfield County. He said the dropoff was highest in towns with large numbers of Republicans. In Greenwich, for example, the figure was 42 percent.</w:t>
         <w:br/>
-        <w:t>''Then Shamel said, 'If you want to pull a gun, you have to use that gun,''' Shahid recalled. ''And Dion said, 'You think I'm joking here.' ''</w:t>
+        <w:t>''It is happening in an area where you wouldn't expect it and with voters you wouldn't expect it from,'' said Mr. Tuckel, a Fairfield County resident who has studied Connecticut registration and voting patterns.</w:t>
         <w:br/>
-        <w:t>With the moped between them, Mr. Mines pointed the gun at Shamel and pulled the trigger, witnesses said. The gun clicked but did not fire. Mr. Mines recocked the gun, Shahid said. Mr. Mines pulled the trigger again. The gun fired. The bullet tore through Shamel Knight's mouth and entered his brain.</w:t>
-        <w:br/>
-        <w:t>He was taken to the City Hospital Center at Elmhurst, where he died at 11:45, the police said. A shell casing was found at the scene. The gun was not recovered.</w:t>
+        <w:t>Mr. Goldberg said the Rowland campaign is aware of these trends. ''We're not concerned,'' he said. ''But we'll pay attention to Fairfield County, with the effort being to get the vote out.,''</w:t>
         <w:br/>
         <w:t xml:space="preserve"> </w:t>
         <w:br/>
-        <w:t>Search for Suspect</w:t>
+        <w:t>G.O.P. Defection in 1988</w:t>
         <w:br/>
-        <w:t>The police said that they were searching for Mr. Mines and that they had a search warrant for a house where he is believed to be hiding. They would not disclose the location.</w:t>
+        <w:t>He also noted that Mr. Weicker has long alienated Republican conservatives, many of whom live in Fairfield County. The defection of these party members from Mr. Weicker's 1988 Senate campaign is one of the most frequently cited reasons for his narrow loss to his Democratic challenger, Joseph I. Lieberman, of New Haven.</w:t>
         <w:br/>
-        <w:t>Witnesses to the shooting said Mr. Mines and his brother fled on foot. The other youths ran to tell Shamel's mother, Cynthia Knight Crumpley, that her boy was dying. Among them was Shamel's 12-year-old brother, Naquan.</w:t>
+        <w:t>In that election, Mr. Weicker received 3,500 fewer votes in Greenwich than the Republican Congressional candidate, Representative Christopher Shays, of Stamford. Mr. Weicker received 2,500 fewer votes than Mr. Shays in Darien and 1,500 fewer in Westport.</w:t>
         <w:br/>
-        <w:t>''My son Naquan ran here and said, 'Shamel is shot,' '' Mrs. Crumpley said yesterday. ''I ran down the street and saw him laying there. I saw this blood on his head. I thought he was just grazed.''</w:t>
+        <w:t>The difference is not necessarily indicative of negative attitudes about Mr. Weicker. Mr. Shays ran against a little-known Democrat, Roger Pearson, of Greenwich; and Mr. Lieberman, the state Attorney General, was well known, campaigned as a conservative and is thought to have picked up sizable portion of the county's Jewish vote. Many Republicans, however, cite those vote totals as evidence of a deep antipathy toward Mr. Weicker's liberalism, his sometimes-difficult personality and his inconsistent support of party candidates.</w:t>
         <w:br/>
-        <w:t>Shamel lived in a three-story house at 27-26 111th Street with his mother, brother and a 10-year-old stepbrother, said his family and friends. His mother said she raised the family on welfare. His stepfather, Thomas Crumpley, has been in prison for four years.</w:t>
+        <w:t>''He is not overly popular in the district, even if it is his home district,'' Mr. Goldberg said. ''John Rowland has raised more money in Greenwich that Lowell Weicker has.''</w:t>
         <w:br/>
-        <w:t>A student with a B average, Shamel graduated from Junior High School 145 in June and was planning to go to William Cullen Bryant High School next month, where he hoped to run track and play basketball, his mother said.</w:t>
+        <w:t>For Democrats, the Fourth District tends to be just as problematic as it is for Mr. Rowland. Like the entire state, it tends to support Republicans in Presidential elections and Democrats in gubernatorial elections. Mr. Weicker is also a strong vote-getter among Democrats, so he could pull votes in the district from the Democratic candidate as well as from Mr. Rowland.</w:t>
         <w:br/>
-        <w:t xml:space="preserve"> </w:t>
+        <w:t>Mr. Cibes's campaign chairman, State Representative Jonathan Pelto, said Fairfield County would have small significance in the general election but would play a very important part in his candidate's primary battle against Mr. Morrison. Mr. Pelto said Fairfield County's votes in a Democratic primary are vital because only 20 to 25 percent of the state's Democrats are expected to vote in the Sept. 11 primary. Only 18 percent turned out in the party's last gubernatorial primary, in 1978, between Gov. Ella T. Grasso and Lieut. Gov. Robert K. Killian.</w:t>
         <w:br/>
-        <w:t>Police at the Door</w:t>
+        <w:t>Mr. Pelto said the 107,849 Democrats in the Fourth Congressional District are expected to turn out in higher percentages than those in other parts of the state because there are state representative primaries in Bridgeport. Primary voters tend to be better educated and more affluent than other party members, he said, and Fairfield County Democrats tend to be both.</w:t>
         <w:br/>
-        <w:t>Dion Mines's father, Willy, said he had not seen his sons since he went home from his job at a liquor store at midnight and found the the police at his door. ''I don't know anything about it,'' he said. ''At night I go straight upstairs and drink my bottle of wine and go to sleep.''</w:t>
+        <w:t>Unlike Mr. Morrison, Mr. Cibes has spent little time campaigning in Fairfield County. Instead, he has been meeting with newspaper editorial boards and counting on exposure from news conferences.</w:t>
         <w:br/>
-        <w:t>Mr. Mines said Dion Mines had been expelled from two high schools, was a slow learner and suffered from violent fits for four years. The father said that psychiatrists had examined his son, but that he did not have details. ''He's got a mental problem,'' Mr. Mines said. ''He was mentally disturbed in the head.''</w:t>
-        <w:br/>
-        <w:t>Dion Mines's mother, Sylvia Mines, is a social worker for the Human Resources Administration at an Income Maintenence Center in Long Island City, Mr. Mines said. A spokesman for the H.R.A., Earl Weber, said Mrs. Mines was in charge of evaluating eligibility for welfare.</w:t>
-        <w:br/>
-        <w:t>Friends of Dion Mines described him as simple minded and at times irrational. They said he often talked about wanting to make a name for himself by killing someone and sometimes mentioned that he would like to be a criminal featured on the ''American's Most Wanted'' on the Fox television network.</w:t>
-        <w:br/>
-        <w:t>Several neighborhood teen-agers said it was easy to obtain an unlicensed gun on the street for as little as $100. ''You just got to know somebody,'' one said. ''They sell them everywhere, on the street, out of cars, at people's houses. For $100 you can get one of those little .22's.''</w:t>
-        <w:br/>
-        <w:br/>
-        <w:t>Graphic</w:t>
-        <w:br/>
-        <w:br/>
-        <w:t xml:space="preserve"> </w:t>
-        <w:br/>
-        <w:t>Photos: Shamel Knight in a photograph taken last year, when he was 13 years old. He was killed on Wednesday night. (pg. B1); Neighborhood youngsters looking at a photograph of Shamel Knight, 14 years old, that his mother placed on their stoop in Corona, Queens. (Jim Estrin for The New York Times) (pg. B2)</w:t>
+        <w:t>Mr. Pelto said shaking hands on Metro-North railroad platforms would be of little use in a Democratic primary. ''You get Republicans, unaffiliated,'' he said. ''There is no ability to screen.''</w:t>
       </w:r>
     </w:p>
     <w:sectPr>

--- a/example_articles/states/Connecticut/1.states_Connecticut_New_York_Times.docx
+++ b/example_articles/states/Connecticut/1.states_Connecticut_New_York_Times.docx
@@ -7,7 +7,9 @@
         <w:pStyle w:val="Heading1"/>
       </w:pPr>
       <w:r>
-        <w:t>Fairfield Area May Be Vital In the Race For Governor</w:t>
+        <w:t>POLITICS;</w:t>
+        <w:br/>
+        <w:t>HOW HOUSE DELEGATION SEES RACE</w:t>
       </w:r>
     </w:p>
     <w:p>
@@ -17,17 +19,17 @@
     </w:p>
     <w:p>
       <w:r>
-        <w:t>Date: 1990-08-19</w:t>
+        <w:t>Date: 1980-08-31</w:t>
       </w:r>
     </w:p>
     <w:p>
       <w:r>
-        <w:t>Section: Section 12CN; Page 1, Column 5; Connecticut Weekly Desk</w:t>
+        <w:t>Section: Section 11; Connecticut; Page 18, Column 3; Connecticut Weekly Desk</w:t>
       </w:r>
     </w:p>
     <w:p>
       <w:r>
-        <w:t>Source file: NYT/48.DOCX</w:t>
+        <w:t>Source file: NYT/50.DOCX</w:t>
       </w:r>
     </w:p>
     <w:p>
@@ -49,49 +51,47 @@
     </w:p>
     <w:p>
       <w:r>
-        <w:t>FAIRFIELD COUNTY has long been regarded as the state's political stepchild, a bastion of wealthy Republicans in a largely Democratic, working-class state. It is dominated by news media from New York rather than from Hartford or New Haven. The estrangement is so severe that in 1982, the Republican gubernatorial candidate in New York, Lewis E. Lehrman, raised more money in the county than Connecticut's Republican candidate, Lewis B. Rome, of Bloomfield.</w:t>
+        <w:t>BEFORE the Democratic National Convention, one of the main arguments of the short-lived ''Anybody-but-Carter'' movement was the number of Democratic members of the House of Representatives who didn't think the President could carry their districts in the fall.  Since then, the nationally televised convention has given Jimmy Carter a boost in the opinion polls, but Connecticut's Congressmen, while they generally think that his stock will continue to rise, are still not optimistic.</w:t>
         <w:br/>
-        <w:t>This year, though, the towns in the southwestern corner of the state may play an unusually large role in Connecticut's three-way gubernatorial election, and possibly in the Sept. 11 Democratic primary between the party's endorsed candidate, United States Representative Bruce A. Morrison, of Hamden, and State Representative William J. Cibes Jr., of New London. The county's largest influence may be on the campaign of the Republican nominee, United States Representative John G. Rowland, of Waterbury. The conventional political wisdom holds that he must do well, if not win, in the county's Fourth Congressional District. Mr. Rowland's chances, however, are threatened by the independent candidacy of former United States Senator Lowell P. Weicker Jr., a Republican from Greenwich, one of the most Republican towns in the district. In the 1986 gubernatorial race, the Republican candidate, Julie D. Belaga, of Westport, came from the Fourth District but lost it decisively to Gov. William A. O'Neill, a Democrat.</w:t>
+        <w:t>Several of them, who were polled by telephone, cautioned that the election was still weeks away in this unsettled year, but they agreed to test their ability to read their constituents' feelings.  Each, it should be remembered, would benefit from a heavy vote for the nominee of his party. A good showing by John B. Anderson, the independent candidate, probably would indicate a voter disenchantment with party politics, which cannot help a Republican or Democrat.</w:t>
         <w:br/>
-        <w:t>Republican officials said Mr. Rowland expects to do well in the county, where he has spent considerable time seeking votes and campaign funds.''Whether he has to carry it is a matter of debate,'' said the candidate's press secretary, Jack R. Goldberg.</w:t>
+        <w:t>AN-A</w:t>
         <w:br/>
-        <w:t>Because of Connecticut's lack of county government, county boundaries are of little importance, particularly for political purposes. Instead, strategists usually dissect the state along Congressional-district lines.</w:t>
+        <w:t>Here is what they said: FIRST DISTRICT (Hartford and vicinity) - ''From talking with people, getting around the district, I would say Carter's running a poor third,'' said Representative William R. Cotter, who put Ronald Reagan first and John Anderson second. But Mr. Carter will close most of the gap by Election Day, he added, and ''if he does lose the district, it will not be a substantial amount.'' As for an Anderson victory in his district, ''I don't see any possibility,'' Mr. Cotter said.</w:t>
         <w:br/>
-        <w:t>Fairfield County's affluent communities of Darien, Fairfield, Greenwich, New Canaan, Norwalk, Stamford and Westport lie in the Fourth District, as does part of Trumbull and the Democrat-dominated City of Bridgeport. Affluent Wilton and Weston are in the Fifth District, as are other towns in the county's northern fringe - Danbury, Ridgefield, Easton, Bethel, Shelton, Redding, Newtown, Monroe and Brookfield. Fairfield County's northernmost towns, Sherman and New Fairfield, are in the Sixth District. Stratford, on its eastern edge, is in the Third.</w:t>
+        <w:t>SECOND DISTRICT (New London, Middletown, and the eastern third of the state) - ''If the election were today, the President would be in trouble in my district,'' said Christopher J. Dodd, who is leaving the House to run for the Senate. Mr. Carter will gain ground in coming weeks, he added, ''but I don't want to predict today that Carter will win the state. At best for Carter, it's a dead heat.''</w:t>
         <w:br/>
-        <w:t>''Fairfield County and the Fourth Congressional District are two very different things,'' said Mr. Weicker's campaign co-chairman, Thomas J. D'Amore Jr. With only about 15 percent of the state's voters in the Fourth District, the gubernatorial election clearly does not hinge solely on it. Mr. Rowland could win the race and lose what is generally considered the most Republican area of the state (although Democrats slightly outnumber Republicans in the district) by taking his home Fifth District by an overwhelming margin.</w:t>
+        <w:t>''My district's pretty independent,'' Mr. Dodd went on, recalling that his seat in Congress had alternated between Republicans and Democrats. But Gerald R. Ford, who beat Jimmy Carter here four years ago, had one advantage that Mr. Reagan does not, according to Mr.  Dodd. Four years ago, Mr. Ford ran with three popular Republican incumbents - Senator Lowell P. Weicker Jr., Representative Ronald Sarasin and Representative Stewart B. McKinney. Only Mr. McKinney is running this year. ''It will be a closer race in Connecticut than '76,'' Mr. Dodd said.</w:t>
         <w:br/>
-        <w:t>And the First District, a largely Democratic area around Hartford, where Mr. Weicker is popular, may be a more crucial test for Mr. Morrison (if he wins his primary against Mr. Cibes) than Mr. Rowland faces in the Fourth.</w:t>
+        <w:t>THIRD DISTRICT (New Haven and vicinity) - The incumbent Congressman, Robert N. Giaimo, is retiring this year after 11 terms, and did not respond to repeated phone calls to his office. In the past, however, he has predicted a poor showing for the Democrats unless the party is united.</w:t>
         <w:br/>
-        <w:t>''You can kind of take all the cards and throw them up in the air in a three-way race,'' Mr. D'Amore said. He added, however, that Mr. Rowland could suffer the most from a low turnout in the Fourth District.</w:t>
+        <w:t>Three candidates want his seat. Joseph I. Lieberman, State Senate majority leader, is the Democratic nominee. ''Right now, it's a tossup between the three of them,'' said Mr. Lieberman, who added, however, that President Carter might win if the voters chose him by ''the process of elimination.''</w:t>
         <w:br/>
-        <w:t>The state's voter turnout fell 30.4 percent between the 1984 Presidential election and the 1986 gubernatorial race, said Peter S. Tuckel, an associate professor of sociology at Hunter College in Manhattan. The dropoff in Hartford County was 28.7 percent, he said, while it was 38.8 percent in Fairfield County. He said the dropoff was highest in towns with large numbers of Republicans. In Greenwich, for example, the figure was 42 percent.</w:t>
+        <w:t>Larry DeNardis, who won the Republican district convention but faces a primary, predicted that Mr. Reagan would win more than 55 percent of the votes in the Third District, followed by Mr. Carter, with Mr. Anderson far behind. The Republican Presidential nominee will do very well in ''those inner-ring communities, those immediately ringing New Haven,'' said Mr. DeNardis, a former State Senator. Those towns, including West Haven and East Haven, ''have contributed to Bob Giaimo's pluralities in the past. Reagan will make very strong cuts into that traditional Democratic working-class base,'' Mr. DeNardis predicted.</w:t>
         <w:br/>
-        <w:t>''It is happening in an area where you wouldn't expect it and with voters you wouldn't expect it from,'' said Mr. Tuckel, a Fairfield County resident who has studied Connecticut registration and voting patterns.</w:t>
+        <w:t>Henry A. Povinelli, the Mayor of Milford, and Mr. DeNardis's challenger in the Sept. 9 primary, also predicted a Reagan win, with strength in Milford, Stratford and the other shoreline towns. ''If I become the victor in the primary, it will add an awful lot of input for Ronald Reagan,'' he said. ''Anderson is going to be a very, very poor third, not enough to make any kind of a difference.''</w:t>
         <w:br/>
-        <w:t>Mr. Goldberg said the Rowland campaign is aware of these trends. ''We're not concerned,'' he said. ''But we'll pay attention to Fairfield County, with the effort being to get the vote out.,''</w:t>
+        <w:t>FOURTH DISTRICT (the ''gold coast'' of Fairfield County, Norwalk and Bridgeport) - ''I think Reagan will do pretty well,'' said Mr.  McKinney, the only Republican member of the House from Connecticut.  ''With the added impetus of George Bush on the ticket, there will be a strong vote in the western part of the district,'' since Mr. Bush was raised in Greenwich. The Fairfield Republican also predicted a strong turnout for Mr. Reagan in Bridgeport, as that city turned out for Richard M. Nixon eight years ago. ''Anderson, that's the wild card,'' he said. ''My political instincts tell me John will fade off, but we've never had a wild card like that.''</w:t>
+        <w:br/>
+        <w:t>FIFTH DISTRICT (the Naugatuck Valley, plus Wilton and the northern tier of Fairfield County) - William R. Ratchford, a freshman in the House, said that he thought Mr. Carter would win ''even though he's trailing now.'' The Representative, who stayed home from the convention to get in some extra campaigning in his district, said that he was confident of re-election except in a Reagan landslide.  ''Labor now realizes that it has the possibility of a Ronald Reagan Presidency. That's enough to cause them to go to work; from their perspective, a Reagan Presidency would be devastating. Anderson is just dropping. I don't hear nearly as much Anderson talk any more.''</w:t>
+        <w:br/>
+        <w:t>SIXTH DISTRICT (Bristol, Torrington and the northwestern corner of the state) - ''In 1976, Carter lost it pretty badly,'' said Representative Anthony Toby Moffett. ''I had to run some 30-odd thousand ahead of Carter. I anticipate, as things are going now, that the same thing will happen, by the same kind of margin, but you never know. He could do better than that.'' The Litchfield Democrat added: ''Right now, it's Reagan, Anderson, Carter, but I emphasize 'right now.' ''</w:t>
+        <w:br/>
+        <w:t>None of the Congressmen put the independent candidate, Mr.  Anderson, in front, although a statewide poll a few weeks ago put him ahead of his rivals. The Anderson campaign is confident of winning Connecticut, according to Peter Gold, Mr. Anderson's state co-ordinator, who said that he thought Mr. Anderson would carry the First and the Third. Both center on cities with major campuses, which are important sources of volunteers for Mr. Anderson.</w:t>
+        <w:br/>
+        <w:t>The Second and the Sixth have ''tremendous potential,'' said Mr.  Gold, ''because of the Congressmen they elect,'' Mr. Dodd and Mr.  Moffett, respectively, who are both liberals.</w:t>
+        <w:br/>
+        <w:t>Of the Fourth District, which is probably a Reagan stronghold by anyone's definition, ''we're not giving it away,'' said Mr. Gold.  Anderson backers, he added, will also ''keep our fingers crossed'' that they can carry the Fifth District.</w:t>
+        <w:br/>
+        <w:t>By the evening of Nov. 5, all should know for sure.</w:t>
+        <w:br/>
+        <w:br/>
+        <w:t>Graphic</w:t>
+        <w:br/>
         <w:br/>
         <w:t xml:space="preserve"> </w:t>
         <w:br/>
-        <w:t>G.O.P. Defection in 1988</w:t>
-        <w:br/>
-        <w:t>He also noted that Mr. Weicker has long alienated Republican conservatives, many of whom live in Fairfield County. The defection of these party members from Mr. Weicker's 1988 Senate campaign is one of the most frequently cited reasons for his narrow loss to his Democratic challenger, Joseph I. Lieberman, of New Haven.</w:t>
-        <w:br/>
-        <w:t>In that election, Mr. Weicker received 3,500 fewer votes in Greenwich than the Republican Congressional candidate, Representative Christopher Shays, of Stamford. Mr. Weicker received 2,500 fewer votes than Mr. Shays in Darien and 1,500 fewer in Westport.</w:t>
-        <w:br/>
-        <w:t>The difference is not necessarily indicative of negative attitudes about Mr. Weicker. Mr. Shays ran against a little-known Democrat, Roger Pearson, of Greenwich; and Mr. Lieberman, the state Attorney General, was well known, campaigned as a conservative and is thought to have picked up sizable portion of the county's Jewish vote. Many Republicans, however, cite those vote totals as evidence of a deep antipathy toward Mr. Weicker's liberalism, his sometimes-difficult personality and his inconsistent support of party candidates.</w:t>
-        <w:br/>
-        <w:t>''He is not overly popular in the district, even if it is his home district,'' Mr. Goldberg said. ''John Rowland has raised more money in Greenwich that Lowell Weicker has.''</w:t>
-        <w:br/>
-        <w:t>For Democrats, the Fourth District tends to be just as problematic as it is for Mr. Rowland. Like the entire state, it tends to support Republicans in Presidential elections and Democrats in gubernatorial elections. Mr. Weicker is also a strong vote-getter among Democrats, so he could pull votes in the district from the Democratic candidate as well as from Mr. Rowland.</w:t>
-        <w:br/>
-        <w:t>Mr. Cibes's campaign chairman, State Representative Jonathan Pelto, said Fairfield County would have small significance in the general election but would play a very important part in his candidate's primary battle against Mr. Morrison. Mr. Pelto said Fairfield County's votes in a Democratic primary are vital because only 20 to 25 percent of the state's Democrats are expected to vote in the Sept. 11 primary. Only 18 percent turned out in the party's last gubernatorial primary, in 1978, between Gov. Ella T. Grasso and Lieut. Gov. Robert K. Killian.</w:t>
-        <w:br/>
-        <w:t>Mr. Pelto said the 107,849 Democrats in the Fourth Congressional District are expected to turn out in higher percentages than those in other parts of the state because there are state representative primaries in Bridgeport. Primary voters tend to be better educated and more affluent than other party members, he said, and Fairfield County Democrats tend to be both.</w:t>
-        <w:br/>
-        <w:t>Unlike Mr. Morrison, Mr. Cibes has spent little time campaigning in Fairfield County. Instead, he has been meeting with newspaper editorial boards and counting on exposure from news conferences.</w:t>
-        <w:br/>
-        <w:t>Mr. Pelto said shaking hands on Metro-North railroad platforms would be of little use in a Democratic primary. ''You get Republicans, unaffiliated,'' he said. ''There is no ability to screen.''</w:t>
+        <w:t>Illustrations: map of Connecticut photo of Toby Moffett photo of William R. Cotter/photo of Christopher J. Dodd/photo of William R. Ratchford/photo of Stewart B. McKinney</w:t>
       </w:r>
     </w:p>
     <w:sectPr>
